--- a/CercleRoyalEscrimeTournaisien/FileToUpload/AGENDA_SAISON_2026_2027.docx
+++ b/CercleRoyalEscrimeTournaisien/FileToUpload/AGENDA_SAISON_2026_2027.docx
@@ -1,6 +1,6 @@
 
 <file path=word/document.xml><?xml version="1.0" encoding="utf-8"?>
-<w:document xmlns:wpc="http://schemas.microsoft.com/office/word/2010/wordprocessingCanvas" xmlns:cx="http://schemas.microsoft.com/office/drawing/2014/chartex" xmlns:cx1="http://schemas.microsoft.com/office/drawing/2015/9/8/chartex" xmlns:cx2="http://schemas.microsoft.com/office/drawing/2015/10/21/chartex" xmlns:cx3="http://schemas.microsoft.com/office/drawing/2016/5/9/chartex" xmlns:cx4="http://schemas.microsoft.com/office/drawing/2016/5/10/chartex" xmlns:cx5="http://schemas.microsoft.com/office/drawing/2016/5/11/chartex" xmlns:cx6="http://schemas.microsoft.com/office/drawing/2016/5/12/chartex" xmlns:cx7="http://schemas.microsoft.com/office/drawing/2016/5/13/chartex" xmlns:cx8="http://schemas.microsoft.com/office/drawing/2016/5/14/chartex" xmlns:mc="http://schemas.openxmlformats.org/markup-compatibility/2006" xmlns:aink="http://schemas.microsoft.com/office/drawing/2016/ink" xmlns:am3d="http://schemas.microsoft.com/office/drawing/2017/model3d" xmlns:o="urn:schemas-microsoft-com:office:office" xmlns:oel="http://schemas.microsoft.com/office/2019/extlst" xmlns:r="http://schemas.openxmlformats.org/officeDocument/2006/relationships" xmlns:m="http://schemas.openxmlformats.org/officeDocument/2006/math" xmlns:v="urn:schemas-microsoft-com:vml" xmlns:wp14="http://schemas.microsoft.com/office/word/2010/wordprocessingDrawing" xmlns:wp="http://schemas.openxmlformats.org/drawingml/2006/wordprocessingDrawing" xmlns:w10="urn:schemas-microsoft-com:office:word" xmlns:w="http://schemas.openxmlformats.org/wordprocessingml/2006/main" xmlns:w14="http://schemas.microsoft.com/office/word/2010/wordml" xmlns:w15="http://schemas.microsoft.com/office/word/2012/wordml" xmlns:w16cex="http://schemas.microsoft.com/office/word/2018/wordml/cex" xmlns:w16cid="http://schemas.microsoft.com/office/word/2016/wordml/cid" xmlns:w16="http://schemas.microsoft.com/office/word/2018/wordml" xmlns:w16du="http://schemas.microsoft.com/office/word/2023/wordml/word16du" xmlns:w16sdtdh="http://schemas.microsoft.com/office/word/2020/wordml/sdtdatahash" xmlns:w16se="http://schemas.microsoft.com/office/word/2015/wordml/symex" xmlns:wpg="http://schemas.microsoft.com/office/word/2010/wordprocessingGroup" xmlns:wpi="http://schemas.microsoft.com/office/word/2010/wordprocessingInk" xmlns:wne="http://schemas.microsoft.com/office/word/2006/wordml" xmlns:wps="http://schemas.microsoft.com/office/word/2010/wordprocessingShape" mc:Ignorable="w14 w15 w16se w16cid w16 w16cex w16sdtdh w16du wp14">
+<w:document xmlns:wpc="http://schemas.microsoft.com/office/word/2010/wordprocessingCanvas" xmlns:cx="http://schemas.microsoft.com/office/drawing/2014/chartex" xmlns:cx1="http://schemas.microsoft.com/office/drawing/2015/9/8/chartex" xmlns:mc="http://schemas.openxmlformats.org/markup-compatibility/2006" xmlns:o="urn:schemas-microsoft-com:office:office" xmlns:r="http://schemas.openxmlformats.org/officeDocument/2006/relationships" xmlns:m="http://schemas.openxmlformats.org/officeDocument/2006/math" xmlns:v="urn:schemas-microsoft-com:vml" xmlns:wp14="http://schemas.microsoft.com/office/word/2010/wordprocessingDrawing" xmlns:wp="http://schemas.openxmlformats.org/drawingml/2006/wordprocessingDrawing" xmlns:w10="urn:schemas-microsoft-com:office:word" xmlns:w="http://schemas.openxmlformats.org/wordprocessingml/2006/main" xmlns:w14="http://schemas.microsoft.com/office/word/2010/wordml" xmlns:w15="http://schemas.microsoft.com/office/word/2012/wordml" xmlns:w16se="http://schemas.microsoft.com/office/word/2015/wordml/symex" xmlns:wpg="http://schemas.microsoft.com/office/word/2010/wordprocessingGroup" xmlns:wpi="http://schemas.microsoft.com/office/word/2010/wordprocessingInk" xmlns:wne="http://schemas.microsoft.com/office/word/2006/wordml" xmlns:wps="http://schemas.microsoft.com/office/word/2010/wordprocessingShape" mc:Ignorable="w14 w15 w16se wp14">
   <w:body>
     <w:p>
       <w:pPr>
@@ -12239,7 +12239,7 @@
               <w:tc>
                 <w:tcPr>
                   <w:tcW w:w="793" w:type="dxa"/>
-                  <w:shd w:val="clear" w:color="auto" w:fill="FF0000"/>
+                  <w:shd w:val="clear" w:color="auto" w:fill="FF00FF"/>
                 </w:tcPr>
                 <w:p>
                   <w:pPr>
@@ -12297,7 +12297,7 @@
               <w:tc>
                 <w:tcPr>
                   <w:tcW w:w="683" w:type="dxa"/>
-                  <w:shd w:val="clear" w:color="auto" w:fill="FF0000"/>
+                  <w:shd w:val="clear" w:color="auto" w:fill="FF00FF"/>
                 </w:tcPr>
                 <w:p>
                   <w:pPr>
@@ -12355,7 +12355,7 @@
               <w:tc>
                 <w:tcPr>
                   <w:tcW w:w="623" w:type="dxa"/>
-                  <w:shd w:val="clear" w:color="auto" w:fill="FF0000"/>
+                  <w:shd w:val="clear" w:color="auto" w:fill="FF00FF"/>
                 </w:tcPr>
                 <w:p>
                   <w:pPr>
@@ -12379,6 +12379,8 @@
                     </w:rPr>
                     <w:t>13</w:t>
                   </w:r>
+                  <w:bookmarkStart w:id="0" w:name="_GoBack"/>
+                  <w:bookmarkEnd w:id="0"/>
                 </w:p>
               </w:tc>
             </w:tr>
@@ -13333,7 +13335,7 @@
 </file>
 
 <file path=word/endnotes.xml><?xml version="1.0" encoding="utf-8"?>
-<w:endnotes xmlns:wpc="http://schemas.microsoft.com/office/word/2010/wordprocessingCanvas" xmlns:cx="http://schemas.microsoft.com/office/drawing/2014/chartex" xmlns:cx1="http://schemas.microsoft.com/office/drawing/2015/9/8/chartex" xmlns:cx2="http://schemas.microsoft.com/office/drawing/2015/10/21/chartex" xmlns:cx3="http://schemas.microsoft.com/office/drawing/2016/5/9/chartex" xmlns:cx4="http://schemas.microsoft.com/office/drawing/2016/5/10/chartex" xmlns:cx5="http://schemas.microsoft.com/office/drawing/2016/5/11/chartex" xmlns:cx6="http://schemas.microsoft.com/office/drawing/2016/5/12/chartex" xmlns:cx7="http://schemas.microsoft.com/office/drawing/2016/5/13/chartex" xmlns:cx8="http://schemas.microsoft.com/office/drawing/2016/5/14/chartex" xmlns:mc="http://schemas.openxmlformats.org/markup-compatibility/2006" xmlns:aink="http://schemas.microsoft.com/office/drawing/2016/ink" xmlns:am3d="http://schemas.microsoft.com/office/drawing/2017/model3d" xmlns:o="urn:schemas-microsoft-com:office:office" xmlns:oel="http://schemas.microsoft.com/office/2019/extlst" xmlns:r="http://schemas.openxmlformats.org/officeDocument/2006/relationships" xmlns:m="http://schemas.openxmlformats.org/officeDocument/2006/math" xmlns:v="urn:schemas-microsoft-com:vml" xmlns:wp14="http://schemas.microsoft.com/office/word/2010/wordprocessingDrawing" xmlns:wp="http://schemas.openxmlformats.org/drawingml/2006/wordprocessingDrawing" xmlns:w10="urn:schemas-microsoft-com:office:word" xmlns:w="http://schemas.openxmlformats.org/wordprocessingml/2006/main" xmlns:w14="http://schemas.microsoft.com/office/word/2010/wordml" xmlns:w15="http://schemas.microsoft.com/office/word/2012/wordml" xmlns:w16cex="http://schemas.microsoft.com/office/word/2018/wordml/cex" xmlns:w16cid="http://schemas.microsoft.com/office/word/2016/wordml/cid" xmlns:w16="http://schemas.microsoft.com/office/word/2018/wordml" xmlns:w16du="http://schemas.microsoft.com/office/word/2023/wordml/word16du" xmlns:w16sdtdh="http://schemas.microsoft.com/office/word/2020/wordml/sdtdatahash" xmlns:w16se="http://schemas.microsoft.com/office/word/2015/wordml/symex" xmlns:wpg="http://schemas.microsoft.com/office/word/2010/wordprocessingGroup" xmlns:wpi="http://schemas.microsoft.com/office/word/2010/wordprocessingInk" xmlns:wne="http://schemas.microsoft.com/office/word/2006/wordml" xmlns:wps="http://schemas.microsoft.com/office/word/2010/wordprocessingShape" mc:Ignorable="w14 w15 w16se w16cid w16 w16cex w16sdtdh w16du wp14">
+<w:endnotes xmlns:wpc="http://schemas.microsoft.com/office/word/2010/wordprocessingCanvas" xmlns:cx="http://schemas.microsoft.com/office/drawing/2014/chartex" xmlns:cx1="http://schemas.microsoft.com/office/drawing/2015/9/8/chartex" xmlns:mc="http://schemas.openxmlformats.org/markup-compatibility/2006" xmlns:o="urn:schemas-microsoft-com:office:office" xmlns:r="http://schemas.openxmlformats.org/officeDocument/2006/relationships" xmlns:m="http://schemas.openxmlformats.org/officeDocument/2006/math" xmlns:v="urn:schemas-microsoft-com:vml" xmlns:wp14="http://schemas.microsoft.com/office/word/2010/wordprocessingDrawing" xmlns:wp="http://schemas.openxmlformats.org/drawingml/2006/wordprocessingDrawing" xmlns:w10="urn:schemas-microsoft-com:office:word" xmlns:w="http://schemas.openxmlformats.org/wordprocessingml/2006/main" xmlns:w14="http://schemas.microsoft.com/office/word/2010/wordml" xmlns:w15="http://schemas.microsoft.com/office/word/2012/wordml" xmlns:w16se="http://schemas.microsoft.com/office/word/2015/wordml/symex" xmlns:wpg="http://schemas.microsoft.com/office/word/2010/wordprocessingGroup" xmlns:wpi="http://schemas.microsoft.com/office/word/2010/wordprocessingInk" xmlns:wne="http://schemas.microsoft.com/office/word/2006/wordml" xmlns:wps="http://schemas.microsoft.com/office/word/2010/wordprocessingShape" mc:Ignorable="w14 w15 w16se wp14">
   <w:endnote w:type="separator" w:id="-1">
     <w:p>
       <w:pPr>
@@ -13358,7 +13360,7 @@
 </file>
 
 <file path=word/footnotes.xml><?xml version="1.0" encoding="utf-8"?>
-<w:footnotes xmlns:wpc="http://schemas.microsoft.com/office/word/2010/wordprocessingCanvas" xmlns:cx="http://schemas.microsoft.com/office/drawing/2014/chartex" xmlns:cx1="http://schemas.microsoft.com/office/drawing/2015/9/8/chartex" xmlns:cx2="http://schemas.microsoft.com/office/drawing/2015/10/21/chartex" xmlns:cx3="http://schemas.microsoft.com/office/drawing/2016/5/9/chartex" xmlns:cx4="http://schemas.microsoft.com/office/drawing/2016/5/10/chartex" xmlns:cx5="http://schemas.microsoft.com/office/drawing/2016/5/11/chartex" xmlns:cx6="http://schemas.microsoft.com/office/drawing/2016/5/12/chartex" xmlns:cx7="http://schemas.microsoft.com/office/drawing/2016/5/13/chartex" xmlns:cx8="http://schemas.microsoft.com/office/drawing/2016/5/14/chartex" xmlns:mc="http://schemas.openxmlformats.org/markup-compatibility/2006" xmlns:aink="http://schemas.microsoft.com/office/drawing/2016/ink" xmlns:am3d="http://schemas.microsoft.com/office/drawing/2017/model3d" xmlns:o="urn:schemas-microsoft-com:office:office" xmlns:oel="http://schemas.microsoft.com/office/2019/extlst" xmlns:r="http://schemas.openxmlformats.org/officeDocument/2006/relationships" xmlns:m="http://schemas.openxmlformats.org/officeDocument/2006/math" xmlns:v="urn:schemas-microsoft-com:vml" xmlns:wp14="http://schemas.microsoft.com/office/word/2010/wordprocessingDrawing" xmlns:wp="http://schemas.openxmlformats.org/drawingml/2006/wordprocessingDrawing" xmlns:w10="urn:schemas-microsoft-com:office:word" xmlns:w="http://schemas.openxmlformats.org/wordprocessingml/2006/main" xmlns:w14="http://schemas.microsoft.com/office/word/2010/wordml" xmlns:w15="http://schemas.microsoft.com/office/word/2012/wordml" xmlns:w16cex="http://schemas.microsoft.com/office/word/2018/wordml/cex" xmlns:w16cid="http://schemas.microsoft.com/office/word/2016/wordml/cid" xmlns:w16="http://schemas.microsoft.com/office/word/2018/wordml" xmlns:w16du="http://schemas.microsoft.com/office/word/2023/wordml/word16du" xmlns:w16sdtdh="http://schemas.microsoft.com/office/word/2020/wordml/sdtdatahash" xmlns:w16se="http://schemas.microsoft.com/office/word/2015/wordml/symex" xmlns:wpg="http://schemas.microsoft.com/office/word/2010/wordprocessingGroup" xmlns:wpi="http://schemas.microsoft.com/office/word/2010/wordprocessingInk" xmlns:wne="http://schemas.microsoft.com/office/word/2006/wordml" xmlns:wps="http://schemas.microsoft.com/office/word/2010/wordprocessingShape" mc:Ignorable="w14 w15 w16se w16cid w16 w16cex w16sdtdh w16du wp14">
+<w:footnotes xmlns:wpc="http://schemas.microsoft.com/office/word/2010/wordprocessingCanvas" xmlns:cx="http://schemas.microsoft.com/office/drawing/2014/chartex" xmlns:cx1="http://schemas.microsoft.com/office/drawing/2015/9/8/chartex" xmlns:mc="http://schemas.openxmlformats.org/markup-compatibility/2006" xmlns:o="urn:schemas-microsoft-com:office:office" xmlns:r="http://schemas.openxmlformats.org/officeDocument/2006/relationships" xmlns:m="http://schemas.openxmlformats.org/officeDocument/2006/math" xmlns:v="urn:schemas-microsoft-com:vml" xmlns:wp14="http://schemas.microsoft.com/office/word/2010/wordprocessingDrawing" xmlns:wp="http://schemas.openxmlformats.org/drawingml/2006/wordprocessingDrawing" xmlns:w10="urn:schemas-microsoft-com:office:word" xmlns:w="http://schemas.openxmlformats.org/wordprocessingml/2006/main" xmlns:w14="http://schemas.microsoft.com/office/word/2010/wordml" xmlns:w15="http://schemas.microsoft.com/office/word/2012/wordml" xmlns:w16se="http://schemas.microsoft.com/office/word/2015/wordml/symex" xmlns:wpg="http://schemas.microsoft.com/office/word/2010/wordprocessingGroup" xmlns:wpi="http://schemas.microsoft.com/office/word/2010/wordprocessingInk" xmlns:wne="http://schemas.microsoft.com/office/word/2006/wordml" xmlns:wps="http://schemas.microsoft.com/office/word/2010/wordprocessingShape" mc:Ignorable="w14 w15 w16se wp14">
   <w:footnote w:type="separator" w:id="-1">
     <w:p>
       <w:pPr>
@@ -13383,7 +13385,7 @@
 </file>
 
 <file path=word/styles.xml><?xml version="1.0" encoding="utf-8"?>
-<w:styles xmlns:mc="http://schemas.openxmlformats.org/markup-compatibility/2006" xmlns:r="http://schemas.openxmlformats.org/officeDocument/2006/relationships" xmlns:w="http://schemas.openxmlformats.org/wordprocessingml/2006/main" xmlns:w14="http://schemas.microsoft.com/office/word/2010/wordml" xmlns:w15="http://schemas.microsoft.com/office/word/2012/wordml" xmlns:w16cex="http://schemas.microsoft.com/office/word/2018/wordml/cex" xmlns:w16cid="http://schemas.microsoft.com/office/word/2016/wordml/cid" xmlns:w16="http://schemas.microsoft.com/office/word/2018/wordml" xmlns:w16du="http://schemas.microsoft.com/office/word/2023/wordml/word16du" xmlns:w16sdtdh="http://schemas.microsoft.com/office/word/2020/wordml/sdtdatahash" xmlns:w16se="http://schemas.microsoft.com/office/word/2015/wordml/symex" mc:Ignorable="w14 w15 w16se w16cid w16 w16cex w16sdtdh w16du">
+<w:styles xmlns:mc="http://schemas.openxmlformats.org/markup-compatibility/2006" xmlns:r="http://schemas.openxmlformats.org/officeDocument/2006/relationships" xmlns:w="http://schemas.openxmlformats.org/wordprocessingml/2006/main" xmlns:w14="http://schemas.microsoft.com/office/word/2010/wordml" xmlns:w15="http://schemas.microsoft.com/office/word/2012/wordml" xmlns:w16se="http://schemas.microsoft.com/office/word/2015/wordml/symex" mc:Ignorable="w14 w15 w16se">
   <w:docDefaults>
     <w:rPrDefault>
       <w:rPr>
@@ -13393,7 +13395,7 @@
     </w:rPrDefault>
     <w:pPrDefault/>
   </w:docDefaults>
-  <w:latentStyles w:defLockedState="0" w:defUIPriority="99" w:defSemiHidden="0" w:defUnhideWhenUsed="0" w:defQFormat="0" w:count="376">
+  <w:latentStyles w:defLockedState="0" w:defUIPriority="99" w:defSemiHidden="0" w:defUnhideWhenUsed="0" w:defQFormat="0" w:count="371">
     <w:lsdException w:name="Normal" w:uiPriority="0" w:qFormat="1"/>
     <w:lsdException w:name="heading 1" w:uiPriority="9" w:qFormat="1"/>
     <w:lsdException w:name="heading 2" w:semiHidden="1" w:uiPriority="9" w:unhideWhenUsed="1" w:qFormat="1"/>
@@ -13765,11 +13767,6 @@
     <w:lsdException w:name="List Table 5 Dark Accent 6" w:uiPriority="50"/>
     <w:lsdException w:name="List Table 6 Colorful Accent 6" w:uiPriority="51"/>
     <w:lsdException w:name="List Table 7 Colorful Accent 6" w:uiPriority="52"/>
-    <w:lsdException w:name="Mention" w:semiHidden="1" w:unhideWhenUsed="1"/>
-    <w:lsdException w:name="Smart Hyperlink" w:semiHidden="1" w:unhideWhenUsed="1"/>
-    <w:lsdException w:name="Hashtag" w:semiHidden="1" w:unhideWhenUsed="1"/>
-    <w:lsdException w:name="Unresolved Mention" w:semiHidden="1" w:unhideWhenUsed="1"/>
-    <w:lsdException w:name="Smart Link" w:semiHidden="1" w:unhideWhenUsed="1"/>
   </w:latentStyles>
   <w:style w:type="paragraph" w:default="1" w:styleId="Normal">
     <w:name w:val="Normal"/>
@@ -14202,7 +14199,7 @@
 </file>
 
 <file path=customXml/itemProps1.xml><?xml version="1.0" encoding="utf-8"?>
-<ds:datastoreItem xmlns:ds="http://schemas.openxmlformats.org/officeDocument/2006/customXml" ds:itemID="{4BC445DE-33B5-404A-A243-0E226BD28715}">
+<ds:datastoreItem xmlns:ds="http://schemas.openxmlformats.org/officeDocument/2006/customXml" ds:itemID="{76A30296-6D68-4BEB-A8D5-BD2CC1FB3E35}">
   <ds:schemaRefs>
     <ds:schemaRef ds:uri="http://schemas.openxmlformats.org/officeDocument/2006/bibliography"/>
   </ds:schemaRefs>

--- a/CercleRoyalEscrimeTournaisien/FileToUpload/AGENDA_SAISON_2026_2027.docx
+++ b/CercleRoyalEscrimeTournaisien/FileToUpload/AGENDA_SAISON_2026_2027.docx
@@ -4694,7 +4694,7 @@
               <w:tc>
                 <w:tcPr>
                   <w:tcW w:w="683" w:type="dxa"/>
-                  <w:shd w:val="clear" w:color="auto" w:fill="ED7D31"/>
+                  <w:shd w:val="clear" w:color="auto" w:fill="FF00FF"/>
                 </w:tcPr>
                 <w:p>
                   <w:pPr>
@@ -4899,20 +4899,22 @@
               <w:tc>
                 <w:tcPr>
                   <w:tcW w:w="683" w:type="dxa"/>
-                  <w:shd w:val="clear" w:color="auto" w:fill="FF0000"/>
-                </w:tcPr>
-                <w:p>
-                  <w:pPr>
-                    <w:spacing w:after="0" w:line="240" w:lineRule="auto"/>
-                    <w:jc w:val="center"/>
-                    <w:rPr>
-                      <w:rFonts w:ascii="Calibri Light" w:eastAsia="Calibri" w:hAnsi="Calibri Light" w:cs="Calibri Light"/>
-                      <w:kern w:val="0"/>
-                      <w:sz w:val="22"/>
-                      <w:szCs w:val="22"/>
-                      <w:lang w:eastAsia="en-US"/>
-                    </w:rPr>
-                  </w:pPr>
+                  <w:shd w:val="clear" w:color="auto" w:fill="ED7D31"/>
+                </w:tcPr>
+                <w:p>
+                  <w:pPr>
+                    <w:spacing w:after="0" w:line="240" w:lineRule="auto"/>
+                    <w:jc w:val="center"/>
+                    <w:rPr>
+                      <w:rFonts w:ascii="Calibri Light" w:eastAsia="Calibri" w:hAnsi="Calibri Light" w:cs="Calibri Light"/>
+                      <w:kern w:val="0"/>
+                      <w:sz w:val="22"/>
+                      <w:szCs w:val="22"/>
+                      <w:lang w:eastAsia="en-US"/>
+                    </w:rPr>
+                  </w:pPr>
+                  <w:bookmarkStart w:id="0" w:name="_GoBack"/>
+                  <w:bookmarkEnd w:id="0"/>
                   <w:r>
                     <w:rPr>
                       <w:rFonts w:ascii="Calibri Light" w:eastAsia="Calibri" w:hAnsi="Calibri Light" w:cs="Calibri Light"/>
@@ -12379,8 +12381,6 @@
                     </w:rPr>
                     <w:t>13</w:t>
                   </w:r>
-                  <w:bookmarkStart w:id="0" w:name="_GoBack"/>
-                  <w:bookmarkEnd w:id="0"/>
                 </w:p>
               </w:tc>
             </w:tr>
@@ -14199,7 +14199,7 @@
 </file>
 
 <file path=customXml/itemProps1.xml><?xml version="1.0" encoding="utf-8"?>
-<ds:datastoreItem xmlns:ds="http://schemas.openxmlformats.org/officeDocument/2006/customXml" ds:itemID="{76A30296-6D68-4BEB-A8D5-BD2CC1FB3E35}">
+<ds:datastoreItem xmlns:ds="http://schemas.openxmlformats.org/officeDocument/2006/customXml" ds:itemID="{D7BD5D80-2EF9-425E-A955-0EBB13B5740E}">
   <ds:schemaRefs>
     <ds:schemaRef ds:uri="http://schemas.openxmlformats.org/officeDocument/2006/bibliography"/>
   </ds:schemaRefs>
